--- a/reports/Group/00 - Identification Form.docx
+++ b/reports/Group/00 - Identification Form.docx
@@ -482,7 +482,6 @@
                   <w:docPart w:val="86462A3115F240619C10F4371A2E6A3E"/>
                 </w:placeholder>
               </w:sdtPr>
-              <w:sdtEndPr/>
               <w:sdtContent>
                 <w:r>
                   <w:rPr>
@@ -490,7 +489,7 @@
                     <w:i/>
                     <w:iCs/>
                   </w:rPr>
-                  <w:t>a1var0o/Acme-Starters-C</w:t>
+                  <w:t>a1var0o/Acme-Starters</w:t>
                 </w:r>
               </w:sdtContent>
             </w:sdt>
@@ -619,7 +618,6 @@
               <w:docPart w:val="87A87B68081E4C51824181939A8312B9"/>
             </w:placeholder>
           </w:sdtPr>
-          <w:sdtEndPr/>
           <w:sdtContent>
             <w:tc>
               <w:tcPr>
@@ -696,7 +694,6 @@
               <w:docPart w:val="6EEE99372F0D4FB5A03EB0BDF6AF76C7"/>
             </w:placeholder>
           </w:sdtPr>
-          <w:sdtEndPr/>
           <w:sdtContent>
             <w:tc>
               <w:tcPr>
@@ -782,7 +779,6 @@
               <w:docPart w:val="A62D95033FBF4F108A16844BF9735A65"/>
             </w:placeholder>
           </w:sdtPr>
-          <w:sdtEndPr/>
           <w:sdtContent>
             <w:tc>
               <w:tcPr>
@@ -863,7 +859,6 @@
               <w:docPart w:val="82942A0EA77541EF928400BF197CB291"/>
             </w:placeholder>
           </w:sdtPr>
-          <w:sdtEndPr/>
           <w:sdtContent>
             <w:tc>
               <w:tcPr>
@@ -947,7 +942,6 @@
               <w:docPart w:val="4837284C9B7146B5BB29B30A3C2E7BEE"/>
             </w:placeholder>
           </w:sdtPr>
-          <w:sdtEndPr/>
           <w:sdtContent>
             <w:tc>
               <w:tcPr>
@@ -1040,7 +1034,6 @@
               <w:docPart w:val="1D4305A9657A4581875BF2F5A67E0B98"/>
             </w:placeholder>
           </w:sdtPr>
-          <w:sdtEndPr/>
           <w:sdtContent>
             <w:tc>
               <w:tcPr>
@@ -1146,7 +1139,6 @@
               <w:docPart w:val="A7AE45289F684C248633B8ED2BC66CB9"/>
             </w:placeholder>
           </w:sdtPr>
-          <w:sdtEndPr/>
           <w:sdtContent>
             <w:tc>
               <w:tcPr>
@@ -1257,7 +1249,6 @@
               <w:docPart w:val="4AB32200232041A5AAE9D047CBEFE3E7"/>
             </w:placeholder>
           </w:sdtPr>
-          <w:sdtEndPr/>
           <w:sdtContent>
             <w:tc>
               <w:tcPr>
@@ -1437,7 +1428,6 @@
               <w:docPart w:val="F3B073C01B5E457BA242F3CFEED75BE3"/>
             </w:placeholder>
           </w:sdtPr>
-          <w:sdtEndPr/>
           <w:sdtContent>
             <w:tc>
               <w:tcPr>
@@ -1518,7 +1508,6 @@
               <w:docPart w:val="CCE8BE800C3C4B24AA8997CB0E0CAFBA"/>
             </w:placeholder>
           </w:sdtPr>
-          <w:sdtEndPr/>
           <w:sdtContent>
             <w:tc>
               <w:tcPr>
@@ -1604,7 +1593,6 @@
               <w:docPart w:val="CD2BC451BDF8405EBE3ACC7EDD7D3E98"/>
             </w:placeholder>
           </w:sdtPr>
-          <w:sdtEndPr/>
           <w:sdtContent>
             <w:tc>
               <w:tcPr>
@@ -1685,7 +1673,6 @@
               <w:docPart w:val="62EED9D271B348F3B7941B79E8F1931F"/>
             </w:placeholder>
           </w:sdtPr>
-          <w:sdtEndPr/>
           <w:sdtContent>
             <w:tc>
               <w:tcPr>
@@ -1771,7 +1758,6 @@
               <w:docPart w:val="6EC4D74791DA4F97949C707E193398CF"/>
             </w:placeholder>
           </w:sdtPr>
-          <w:sdtEndPr/>
           <w:sdtContent>
             <w:tc>
               <w:tcPr>
@@ -1853,7 +1839,6 @@
               <w:docPart w:val="56B2D3D229D94BF1B0D97FF66FA23841"/>
             </w:placeholder>
           </w:sdtPr>
-          <w:sdtEndPr/>
           <w:sdtContent>
             <w:tc>
               <w:tcPr>
@@ -1960,7 +1945,6 @@
               <w:docPart w:val="6B5FFBB2718245888FF8C980710E55F7"/>
             </w:placeholder>
           </w:sdtPr>
-          <w:sdtEndPr/>
           <w:sdtContent>
             <w:tc>
               <w:tcPr>
@@ -2081,7 +2065,6 @@
               <w:docPart w:val="236435531F2D4632BB7DCEAA5677A7DA"/>
             </w:placeholder>
           </w:sdtPr>
-          <w:sdtEndPr/>
           <w:sdtContent>
             <w:tc>
               <w:tcPr>
@@ -2231,7 +2214,6 @@
               <w:docPart w:val="07C1E16562F744CDA1108996FDC4506E"/>
             </w:placeholder>
           </w:sdtPr>
-          <w:sdtEndPr/>
           <w:sdtContent>
             <w:tc>
               <w:tcPr>
@@ -2341,7 +2323,6 @@
               <w:docPart w:val="A504451A6B544C7BA821505A41F511E6"/>
             </w:placeholder>
           </w:sdtPr>
-          <w:sdtEndPr/>
           <w:sdtContent>
             <w:tc>
               <w:tcPr>
@@ -2452,7 +2433,6 @@
               <w:docPart w:val="8F785ACB1CB0409098930478E3F27483"/>
             </w:placeholder>
           </w:sdtPr>
-          <w:sdtEndPr/>
           <w:sdtContent>
             <w:tc>
               <w:tcPr>
@@ -2583,7 +2563,6 @@
               <w:docPart w:val="B7591F2B336648E58636ED4C22A5E629"/>
             </w:placeholder>
           </w:sdtPr>
-          <w:sdtEndPr/>
           <w:sdtContent>
             <w:tc>
               <w:tcPr>
@@ -2713,7 +2692,6 @@
                   <w:docPart w:val="3843AF8B4938474BBDDF97FF967628A8"/>
                 </w:placeholder>
               </w:sdtPr>
-              <w:sdtEndPr/>
               <w:sdtContent>
                 <w:r>
                   <w:rPr>
@@ -5457,12 +5435,12 @@
     <w:rsidRoot w:val="00E77A2D"/>
     <w:rsid w:val="000360C1"/>
     <w:rsid w:val="000C77C7"/>
-    <w:rsid w:val="001A641F"/>
     <w:rsid w:val="00210A8A"/>
     <w:rsid w:val="00212213"/>
     <w:rsid w:val="00213D82"/>
     <w:rsid w:val="00311B8C"/>
     <w:rsid w:val="00314F21"/>
+    <w:rsid w:val="003637E0"/>
     <w:rsid w:val="00374ABC"/>
     <w:rsid w:val="004B0F85"/>
     <w:rsid w:val="004C28F8"/>
